--- a/stage5_report.docx
+++ b/stage5_report.docx
@@ -818,7 +818,7 @@
           </w:tcPr>
           <w:p>
             <w:r>
-              <w:t>30 response time; 36 follow-up; 36 cadence; 12 response window</w:t>
+              <w:t>31 response time; 36 follow-up; 36 cadence; 12 response window</w:t>
             </w:r>
           </w:p>
         </w:tc>
